--- a/en/wisdom-stories/turtles-wrong-calculation.docx
+++ b/en/wisdom-stories/turtles-wrong-calculation.docx
@@ -7,7 +7,7 @@
         <w:pStyle w:val="Title"/>
       </w:pPr>
       <w:r>
-        <w:t>What the Tortoise Forgot</w:t>
+        <w:t>The Tortoise’s Wrong Calculation</w:t>
       </w:r>
     </w:p>
     <w:p>
@@ -37,7 +37,7 @@
     <w:p>
       <w:pPr/>
       <w:r>
-        <w:t>Six days later, the tortoise was still missing. They searched and found it halfway there. “Why haven’t you arrived?”</w:t>
+        <w:t>Six days later, the tortoise was still missing. They searched and found it halfway there. “What’s this — you could not even finish a three-day road in six days?”</w:t>
       </w:r>
     </w:p>
     <w:p>
@@ -45,7 +45,7 @@
         <w:keepNext/>
       </w:pPr>
       <w:r>
-        <w:t>“I allowed for the weather and the road,” the tortoise replied sadly. “But I forgot to allow for unkind people. As soon as I set off, someone picked me up and turned me upside down.”</w:t>
+        <w:t>“Don’t even ask, friends. I allowed for the rain, the mud, the wind, and the hills,” the tortoise said in distress. “But I forgot to allow for unkind people. Every time I tried to go a little faster, they caught me and turned me on my back.”</w:t>
       </w:r>
     </w:p>
     <w:p>
@@ -58,11 +58,9 @@
         <w:rPr>
           <w:b/>
         </w:rPr>
-        <w:t>Moral:</w:t>
+        <w:t>Moral: You can calculate every difficulty in life, but not people with bad intentions. May Allah bring you together not with those who keep you from moving forward, but with those who support you.</w:t>
       </w:r>
-      <w:r>
-        <w:t xml:space="preserve"> You can calculate every difficulty in life, but not people with bad intentions. May Allah not let you face those who prevent you from moving forward, but those who support you.</w:t>
-      </w:r>
+      <w:r/>
     </w:p>
     <w:p>
       <w:pPr>
@@ -73,7 +71,7 @@
           <w:i/>
           <w:sz w:val="18"/>
         </w:rPr>
-        <w:t>Source: Publicly available internet sources.</w:t>
+        <w:t>Stories are taken from open Internet sources; illustrations were created with AI.</w:t>
       </w:r>
     </w:p>
     <w:sectPr>
